--- a/Demo/output/demo1_paragraph_output.docx
+++ b/Demo/output/demo1_paragraph_output.docx
@@ -219,7 +219,7 @@
                 <w:u w:val="single"/>
                 <w:lang w:val="en-US" w:eastAsia="zh-CN"/>
               </w:rPr>
-              <w:t xml:space="preserve">   唐智兴</w:t>
+              <w:t xml:space="preserve">   </w:t>
             </w:r>
             <w:r>
               <w:rPr>
@@ -492,97 +492,6 @@
           <w:color w:val="auto"/>
         </w:rPr>
       </w:pPr>
-      <w:r>
-        <w:rPr>
-          <w:rFonts w:hint="eastAsia" w:ascii="宋体" w:hAnsi="宋体" w:eastAsia="宋体" w:cs="宋体"/>
-          <w:color w:val="auto"/>
-        </w:rPr>
-        <w:drawing>
-          <wp:inline distT="0" distB="0" distL="0" distR="0">
-            <wp:extent cx="1259205" cy="517525"/>
-            <wp:effectExtent l="0" t="0" r="17145" b="15875"/>
-            <wp:docPr id="1001" name="图片 1" descr="Logo_KeLiang"/>
-            <wp:cNvGraphicFramePr>
-              <a:graphicFrameLocks xmlns:a="http://schemas.openxmlformats.org/drawingml/2006/main" noChangeAspect="1"/>
-            </wp:cNvGraphicFramePr>
-            <a:graphic xmlns:a="http://schemas.openxmlformats.org/drawingml/2006/main">
-              <a:graphicData uri="http://schemas.openxmlformats.org/drawingml/2006/picture">
-                <pic:pic xmlns:pic="http://schemas.openxmlformats.org/drawingml/2006/picture">
-                  <pic:nvPicPr>
-                    <pic:cNvPr id="2" name="图片 1" descr="Logo_KeLiang"/>
-                    <pic:cNvPicPr>
-                      <a:picLocks noChangeAspect="1" noChangeArrowheads="1"/>
-                    </pic:cNvPicPr>
-                  </pic:nvPicPr>
-                  <pic:blipFill>
-                    <a:blip r:embed="rId8" cstate="print">
-                      <a:extLst>
-                        <a:ext uri="{28A0092B-C50C-407E-A947-70E740481C1C}">
-                          <a14:useLocalDpi xmlns:a14="http://schemas.microsoft.com/office/drawing/2010/main" val="0"/>
-                        </a:ext>
-                      </a:extLst>
-                    </a:blip>
-                    <a:srcRect/>
-                    <a:stretch>
-                      <a:fillRect/>
-                    </a:stretch>
-                  </pic:blipFill>
-                  <pic:spPr>
-                    <a:xfrm>
-                      <a:off x="0" y="0"/>
-                      <a:ext cx="1259205" cy="517525"/>
-                    </a:xfrm>
-                    <a:prstGeom prst="rect">
-                      <a:avLst/>
-                    </a:prstGeom>
-                    <a:noFill/>
-                    <a:ln>
-                      <a:noFill/>
-                    </a:ln>
-                  </pic:spPr>
-                </pic:pic>
-              </a:graphicData>
-            </a:graphic>
-          </wp:inline>
-        </w:drawing>
-      </w:r>
-    </w:p>
-    <w:p>
-      <w:pPr>
-        <w:keepNext w:val="0"/>
-        <w:keepLines w:val="0"/>
-        <w:pageBreakBefore w:val="0"/>
-        <w:widowControl w:val="0"/>
-        <w:shd w:val="clear"/>
-        <w:kinsoku/>
-        <w:wordWrap/>
-        <w:overflowPunct/>
-        <w:topLinePunct w:val="0"/>
-        <w:autoSpaceDE/>
-        <w:autoSpaceDN/>
-        <w:bidi w:val="0"/>
-        <w:adjustRightInd/>
-        <w:snapToGrid/>
-        <w:spacing w:before="156" w:beforeLines="50" w:after="10" w:line="480" w:lineRule="auto"/>
-        <w:ind w:firstLine="0" w:firstLineChars="0"/>
-        <w:jc w:val="center"/>
-        <w:textAlignment w:val="auto"/>
-        <w:rPr>
-          <w:rFonts w:hint="eastAsia" w:ascii="宋体" w:hAnsi="宋体" w:eastAsia="宋体" w:cs="宋体"/>
-          <w:color w:val="auto"/>
-          <w:sz w:val="28"/>
-          <w:szCs w:val="28"/>
-        </w:rPr>
-      </w:pPr>
-      <w:r>
-        <w:rPr>
-          <w:rFonts w:hint="eastAsia" w:ascii="宋体" w:hAnsi="宋体" w:eastAsia="宋体" w:cs="宋体"/>
-          <w:color w:val="auto"/>
-          <w:sz w:val="28"/>
-          <w:szCs w:val="28"/>
-        </w:rPr>
-        <w:t>上海科梁信息科技股份有限公司</w:t>
-      </w:r>
     </w:p>
     <w:p>
       <w:pPr>
@@ -611,53 +520,6 @@
           <w:szCs w:val="32"/>
         </w:rPr>
       </w:pPr>
-      <w:r>
-        <w:rPr>
-          <w:rFonts w:hint="eastAsia" w:ascii="宋体" w:hAnsi="宋体" w:eastAsia="宋体" w:cs="宋体"/>
-          <w:color w:val="auto"/>
-          <w:sz w:val="28"/>
-          <w:szCs w:val="32"/>
-        </w:rPr>
-        <w:t>二〇二</w:t>
-      </w:r>
-      <w:r>
-        <w:rPr>
-          <w:rFonts w:hint="eastAsia" w:cs="宋体"/>
-          <w:color w:val="auto"/>
-          <w:sz w:val="28"/>
-          <w:szCs w:val="32"/>
-          <w:lang w:val="en-US" w:eastAsia="zh-CN"/>
-        </w:rPr>
-        <w:t>六</w:t>
-      </w:r>
-      <w:r>
-        <w:rPr>
-          <w:rFonts w:hint="eastAsia" w:ascii="宋体" w:hAnsi="宋体" w:eastAsia="宋体" w:cs="宋体"/>
-          <w:color w:val="auto"/>
-          <w:sz w:val="28"/>
-          <w:szCs w:val="32"/>
-        </w:rPr>
-        <w:t>年</w:t>
-      </w:r>
-      <w:r>
-        <w:rPr>
-          <w:rFonts w:hint="eastAsia" w:cs="宋体"/>
-          <w:color w:val="auto"/>
-          <w:sz w:val="28"/>
-          <w:szCs w:val="32"/>
-          <w:lang w:val="en-US" w:eastAsia="zh-CN"/>
-        </w:rPr>
-        <w:t>四</w:t>
-      </w:r>
-      <w:r>
-        <w:rPr>
-          <w:rFonts w:hint="eastAsia" w:ascii="宋体" w:hAnsi="宋体" w:eastAsia="宋体" w:cs="宋体"/>
-          <w:color w:val="auto"/>
-          <w:sz w:val="28"/>
-          <w:szCs w:val="32"/>
-        </w:rPr>
-        <w:t>月</w:t>
-      </w:r>
     </w:p>
     <w:p>
       <w:pPr>
@@ -688,7 +550,6 @@
         </w:rPr>
         <w:sectPr>
           <w:headerReference r:id="rId5" w:type="default"/>
-          <w:footerReference r:id="rId6" w:type="default"/>
           <w:pgSz w:w="11906" w:h="16838"/>
           <w:pgMar w:top="1417" w:right="1417" w:bottom="1417" w:left="1701" w:header="851" w:footer="992" w:gutter="0"/>
           <w:cols w:space="425" w:num="1"/>
@@ -950,37 +811,6 @@
     </w:p>
   </w:endnote>
 </w:endnotes>
-</file>
-
-<file path=word/footer1.xml><?xml version="1.0" encoding="utf-8"?>
-<w:ftr xmlns:wpc="http://schemas.microsoft.com/office/word/2010/wordprocessingCanvas" xmlns:mc="http://schemas.openxmlformats.org/markup-compatibility/2006" xmlns:o="urn:schemas-microsoft-com:office:office" xmlns:r="http://schemas.openxmlformats.org/officeDocument/2006/relationships" xmlns:m="http://schemas.openxmlformats.org/officeDocument/2006/math" xmlns:v="urn:schemas-microsoft-com:vml" xmlns:wp14="http://schemas.microsoft.com/office/word/2010/wordprocessingDrawing" xmlns:wp="http://schemas.openxmlformats.org/drawingml/2006/wordprocessingDrawing" xmlns:w10="urn:schemas-microsoft-com:office:word" xmlns:w="http://schemas.openxmlformats.org/wordprocessingml/2006/main" xmlns:w14="http://schemas.microsoft.com/office/word/2010/wordml" xmlns:w15="http://schemas.microsoft.com/office/word/2012/wordml" xmlns:wpg="http://schemas.microsoft.com/office/word/2010/wordprocessingGroup" xmlns:wpi="http://schemas.microsoft.com/office/word/2010/wordprocessingInk" xmlns:wne="http://schemas.microsoft.com/office/word/2006/wordml" xmlns:wps="http://schemas.microsoft.com/office/word/2010/wordprocessingShape" xmlns:wpsCustomData="http://www.wps.cn/officeDocument/2013/wpsCustomData" mc:Ignorable="w14 w15 wp14">
-  <w:p>
-    <w:pPr>
-      <w:pStyle w:val="5"/>
-      <w:rPr>
-        <w:rFonts w:hint="default" w:eastAsia="宋体"/>
-        <w:lang w:val="en-US" w:eastAsia="zh-CN"/>
-      </w:rPr>
-    </w:pPr>
-    <w:r>
-      <w:rPr>
-        <w:rFonts w:asciiTheme="minorEastAsia" w:hAnsiTheme="minorEastAsia"/>
-        <w:sz w:val="21"/>
-        <w:szCs w:val="21"/>
-      </w:rPr>
-      <w:t>上海科梁信息科技股份有限公司@202</w:t>
-    </w:r>
-    <w:r>
-      <w:rPr>
-        <w:rFonts w:hint="eastAsia" w:asciiTheme="minorEastAsia" w:hAnsiTheme="minorEastAsia"/>
-        <w:sz w:val="21"/>
-        <w:szCs w:val="21"/>
-        <w:lang w:val="en-US" w:eastAsia="zh-CN"/>
-      </w:rPr>
-      <w:t>6</w:t>
-    </w:r>
-  </w:p>
-</w:ftr>
 </file>
 
 <file path=word/footnotes.xml><?xml version="1.0" encoding="utf-8"?>
